--- a/10/tendencii-razvitiya/Вариант 18.docx
+++ b/10/tendencii-razvitiya/Вариант 18.docx
@@ -85,7 +85,27 @@
     </w:p>
     <w:p>
       <w:r>
+        <w:t>1.1. Редактор и процессор....................................3</w:t>
+      </w:r>
+    </w:p>
+    <w:p>
+      <w:r>
+        <w:t>1.2. Издательские системы....................................3</w:t>
+      </w:r>
+    </w:p>
+    <w:p>
+      <w:r>
         <w:t>2. Что из этого следует на практике..........................4</w:t>
+      </w:r>
+    </w:p>
+    <w:p>
+      <w:r>
+        <w:t>2.1. Стили...................................................4</w:t>
+      </w:r>
+    </w:p>
+    <w:p>
+      <w:r>
+        <w:t>2.2. Формат сохранения.......................................4</w:t>
       </w:r>
     </w:p>
     <w:p>
@@ -133,12 +153,22 @@
     <w:p/>
     <w:p>
       <w:r>
+        <w:t>1.1. Редактор и процессор</w:t>
+      </w:r>
+    </w:p>
+    <w:p>
+      <w:r>
         <w:t>Текстовый редактор хранит только символы. Ни шрифта, ни размера, ни выравнивания в таком файле нет — и именно поэтому в нём пишут программы и настройки: любая лишняя разметка там мешала бы.</w:t>
       </w:r>
     </w:p>
     <w:p>
       <w:r>
         <w:t>Текстовый процессор  хранит текст вместе  с оформлением: шрифты, абзацы, стили, таблицы, рисунки. Он  же умеет то, чего в редакторе быть не может, — автоматически собирать содержание, нумеровать  страницы и рисунки, проверять правописание.</w:t>
+      </w:r>
+    </w:p>
+    <w:p>
+      <w:r>
+        <w:t>1.2. Издательские системы</w:t>
       </w:r>
     </w:p>
     <w:p>
@@ -157,6 +187,11 @@
     <w:p/>
     <w:p>
       <w:r>
+        <w:t>2.1. Стили</w:t>
+      </w:r>
+    </w:p>
+    <w:p>
+      <w:r>
         <w:tab/>
         <w:t>Реферат, доклад и заявление — работа для текстового процессора: там нужны разделы, содержание и нумерация страниц. Набирать такой документ в простом редакторе бессмысленно, а в издательской системе — избыточно.</w:t>
       </w:r>
@@ -165,6 +200,11 @@
       <w:r>
         <w:tab/>
         <w:t>Главное умение при работе с процессором — пользоваться стилями, а не оформлять каждый заголовок вручную. Стиль — это имя набора настроек: поменял его один раз, и изменились все заголовки сразу. На этом же держится автособираемое содержание.</w:t>
+      </w:r>
+    </w:p>
+    <w:p>
+      <w:r>
+        <w:t>2.2. Формат сохранения</w:t>
       </w:r>
     </w:p>
     <w:p>
